--- a/SSY_Raman_Classification_Article.docx
+++ b/SSY_Raman_Classification_Article.docx
@@ -356,7 +356,7 @@
           <w:i w:val="0"/>
           <w:sz w:val="22"/>
         </w:rPr>
-        <w:t>Figure 1 displays mean Raman spectra (±1 standard deviation, grey shading) for the four SSY sample configurations in the 1080–1700 cm⁻¹ range. All four spectra share a common SSY vibrational fingerprint: aromatic ring stretch/C–N stretch contributions in the 1080–1300 cm⁻¹ region, azo-group vibrational modes near 1380–1430 cm⁻¹, and naphthalene-ring deformation modes around 1470–1510 cm⁻¹. The most prominent distinguishing feature in the graphene-coated spectra (SSY-Gr-SiO₂/Si, green; SSY-Gr-PDMS, red) is the intense, narrow graphene G band at ~1580 cm⁻¹ superimposed on the SSY background, accompanied by the defect-activated D band at ~1350 cm⁻¹.</w:t>
+        <w:t>Figure 1 displays mean Raman spectra (±1 standard deviation, grey shading) for the four substrate configurations in the 1080–1700 cm⁻¹ range. All four spectra share a common SSY vibrational fingerprint that spans three well-defined spectral regions. In the low-frequency region, the bands at 1094 and 1127 cm⁻¹ are attributed to bending and deformation vibration modes of the naphthalene (R1) and phenyl (R2) rings, respectively, while the bands at 1182 and 1229 cm⁻¹ correspond to SO₃ group activity and C–N stretching coupled with NH and naphthalene deformation modes, reflecting the stability of the sulfonate substituents on all examined substrates. In the mid-frequency region (1335–1480 cm⁻¹), vibrational modes of the naphthalene and phenyl rings coexist with C–N, N–H, and N–N (hydrazone tautomer) stretching contributions, characteristic of the hydrazone linkage and aromatic core of SSY. In the high-frequency region, the bands at 1501 and 1549 cm⁻¹ arise from C=O and C–N stretching coupled with NH in-plane bending and naphthalene skeletal vibrations, respectively. The most intense band at 1598 cm⁻¹ is assigned to symmetric C–C stretching of the naphthalene (R1) and phenyl (R2) rings, reflecting the extended π-conjugation of SSY. Superimposed on this SSY background, the graphene-coated spectra (SSY-Gr-SiO₂/Si, green; SSY-Gr-PDMS, red) exhibit the characteristic graphene G band at ∼1580 cm⁻¹, which partially overlaps with the dominant SSY band at 1598 cm⁻¹, and the defect-activated D band at ∼1350 cm⁻¹, coinciding with the N–N/C–N hydrazone stretching region.</w:t>
       </w:r>
     </w:p>
     <w:p>

--- a/SSY_Raman_Classification_Article.docx
+++ b/SSY_Raman_Classification_Article.docx
@@ -356,7 +356,7 @@
           <w:i w:val="0"/>
           <w:sz w:val="22"/>
         </w:rPr>
-        <w:t>Figure 1 displays mean Raman spectra (±1 standard deviation, grey shading) for the four substrate configurations in the 1080–1700 cm⁻¹ range. All four spectra share a common SSY vibrational fingerprint that spans three well-defined spectral regions. In the low-frequency region, the bands at 1094 and 1127 cm⁻¹ are attributed to bending and deformation vibration modes of the naphthalene (R1) and phenyl (R2) rings, respectively, while the bands at 1182 and 1229 cm⁻¹ correspond to SO₃ group activity and C–N stretching coupled with NH and naphthalene deformation modes, reflecting the stability of the sulfonate substituents on all examined substrates. In the mid-frequency region (1335–1480 cm⁻¹), vibrational modes of the naphthalene and phenyl rings coexist with C–N, N–H, and N–N (hydrazone tautomer) stretching contributions, characteristic of the hydrazone linkage and aromatic core of SSY. In the high-frequency region, the bands at 1501 and 1549 cm⁻¹ arise from C=O and C–N stretching coupled with NH in-plane bending and naphthalene skeletal vibrations, respectively. The most intense band at 1598 cm⁻¹ is assigned to symmetric C–C stretching of the naphthalene (R1) and phenyl (R2) rings, reflecting the extended π-conjugation of SSY. Superimposed on this SSY background, the graphene-coated spectra (SSY-Gr-SiO₂/Si, green; SSY-Gr-PDMS, red) exhibit the characteristic graphene G band at ∼1580 cm⁻¹, which partially overlaps with the dominant SSY band at 1598 cm⁻¹, and the defect-activated D band at ∼1350 cm⁻¹, coinciding with the N–N/C–N hydrazone stretching region.</w:t>
+        <w:t>Figure 1 displays mean Raman spectra (±1 standard deviation, grey shading) for the four substrate configurations in the 1080–1700 cm⁻¹ range. All four spectra share a common SSY vibrational fingerprint that spans three well-defined spectral regions. In the low-frequency region (1094–1229 cm⁻¹), the observed Raman bands are collectively attributed to bending and deformation vibration modes of the naphthalene (R1) and phenyl (R2) rings, SO₃ group activity, and C–N stretching coupled with NH and naphthalene deformation modes, collectively reflecting the structural integrity and stability of the sulfonate substituents on all examined substrates. In the mid-frequency region (1335–1480 cm⁻¹), vibrational modes of the naphthalene and phenyl rings coexist with C–N, N–H, and N–N (hydrazone tautomer) stretching contributions, characteristic of the hydrazone linkage and aromatic core of SSY. In the high-frequency region, the bands at 1501 and 1549 cm⁻¹ arise from C=O and C–N stretching coupled with NH in-plane bending and naphthalene skeletal vibrations, respectively. The most intense band at 1598 cm⁻¹ is assigned to symmetric C–C stretching of the naphthalene (R1) and phenyl (R2) rings, reflecting the extended π-conjugation of SSY. Superimposed on this SSY background, the graphene-coated spectra (SSY-Gr-SiO₂/Si, green; SSY-Gr-PDMS, red) exhibit the characteristic graphene G band at ∼1580 cm⁻¹, which partially overlaps with the dominant SSY band at 1598 cm⁻¹, and the defect-activated D band at ∼1350 cm⁻¹, coinciding with the N–N/C–N hydrazone stretching region.</w:t>
       </w:r>
     </w:p>
     <w:p>
